--- a/chapters/word_output/P1-01_Placido_Revelam.docx
+++ b/chapters/word_output/P1-01_Placido_Revelam.docx
@@ -358,7 +358,7 @@
           <w:szCs w:val="22"/>
           <w:rFonts w:ascii="Times New Roman" w:cs="Times New Roman" w:eastAsia="Times New Roman" w:hAnsi="Times New Roman"/>
         </w:rPr>
-        <w:t xml:space="preserve">O objetivo deste capítulo é provocar uma ruptura irreversível na forma como você lê um exame.</w:t>
+        <w:t xml:space="preserve">O objetivo deste capítulo é provocar uma deslizamento/reorganização irreversível na forma como você lê um exame.</w:t>
       </w:r>
     </w:p>
     <w:p>
@@ -546,7 +546,7 @@
           <w:szCs w:val="22"/>
           <w:rFonts w:ascii="Times New Roman" w:cs="Times New Roman" w:eastAsia="Times New Roman" w:hAnsi="Times New Roman"/>
         </w:rPr>
-        <w:t xml:space="preserve"> No ceratocone, por um defeito enzimático ou mecânico (coçar os olhos), as pontes entre as lamelas de colágeno se rompem em uma zona específica. As fibras deslizam umas sobre as outras. A "lona de circo" relaxa naquele ponto.</w:t>
+        <w:t xml:space="preserve"> No ceratocone, por um defeito enzimático ou mecânico (coçar os olhos), as pontes entre as lamelas de colágeno se deslizamento/reorganização em uma zona específica. As fibras deslizam umas sobre as outras. A "lona de circo" relaxa naquele ponto.</w:t>
       </w:r>
     </w:p>
     <w:p>
